--- a/backend/private/comps/bevezeto_budget.docx
+++ b/backend/private/comps/bevezeto_budget.docx
@@ -278,7 +278,7 @@
                               <w:rPr>
                                 <w:noProof/>
                               </w:rPr>
-                              <w:t>2024.06.29.</w:t>
+                              <w:t>2024.07.02.</w:t>
                             </w:r>
                             <w:r>
                               <w:fldChar w:fldCharType="end"/>
@@ -320,7 +320,7 @@
                         <w:rPr>
                           <w:noProof/>
                         </w:rPr>
-                        <w:t>2024.06.29.</w:t>
+                        <w:t>2024.07.02.</w:t>
                       </w:r>
                       <w:r>
                         <w:fldChar w:fldCharType="end"/>
@@ -424,6 +424,7 @@
                                 <w:rStyle w:val="Ajnlatreszere"/>
                               </w:rPr>
                             </w:pPr>
+                            <w:proofErr w:type="gramStart"/>
                             <w:r>
                               <w:rPr>
                                 <w:rStyle w:val="xycgrszre"/>
@@ -436,6 +437,7 @@
                               </w:rPr>
                               <w:t>{</w:t>
                             </w:r>
+                            <w:proofErr w:type="gramEnd"/>
                             <w:r>
                               <w:rPr>
                                 <w:rStyle w:val="xycgrszre"/>
@@ -534,6 +536,7 @@
                           <w:rStyle w:val="Ajnlatreszere"/>
                         </w:rPr>
                       </w:pPr>
+                      <w:proofErr w:type="gramStart"/>
                       <w:r>
                         <w:rPr>
                           <w:rStyle w:val="xycgrszre"/>
@@ -546,6 +549,7 @@
                         </w:rPr>
                         <w:t>{</w:t>
                       </w:r>
+                      <w:proofErr w:type="gramEnd"/>
                       <w:r>
                         <w:rPr>
                           <w:rStyle w:val="xycgrszre"/>
@@ -5899,10 +5903,12 @@
       </w:pPr>
     </w:p>
     <w:sectPr>
-      <w:headerReference w:type="default" r:id="rId22"/>
-      <w:footerReference w:type="even" r:id="rId23"/>
-      <w:footerReference w:type="default" r:id="rId24"/>
-      <w:headerReference w:type="first" r:id="rId25"/>
+      <w:headerReference w:type="even" r:id="rId22"/>
+      <w:headerReference w:type="default" r:id="rId23"/>
+      <w:footerReference w:type="even" r:id="rId24"/>
+      <w:footerReference w:type="default" r:id="rId25"/>
+      <w:headerReference w:type="first" r:id="rId26"/>
+      <w:footerReference w:type="first" r:id="rId27"/>
       <w:pgSz w:w="11900" w:h="16840"/>
       <w:pgMar w:top="1871" w:right="851" w:bottom="1814" w:left="851" w:header="0" w:footer="0" w:gutter="0"/>
       <w:cols w:space="708"/>
@@ -6127,6 +6133,7 @@
                           <w:r>
                             <w:t xml:space="preserve">.  </w:t>
                           </w:r>
+                          <w:proofErr w:type="gramStart"/>
                           <w:r>
                             <w:rPr>
                               <w:rFonts w:ascii="Times New Roman" w:hAnsi="Times New Roman" w:cs="Times New Roman"/>
@@ -6134,7 +6141,11 @@
                             <w:t>●</w:t>
                           </w:r>
                           <w:r>
-                            <w:t xml:space="preserve">  2040 Budaörs, Edison utca 4.  </w:t>
+                            <w:t xml:space="preserve">  2040</w:t>
+                          </w:r>
+                          <w:proofErr w:type="gramEnd"/>
+                          <w:r>
+                            <w:t xml:space="preserve"> Budaörs, Edison utca 4.  </w:t>
                           </w:r>
                           <w:r>
                             <w:rPr>
@@ -6223,6 +6234,7 @@
                     <w:r>
                       <w:t xml:space="preserve">.  </w:t>
                     </w:r>
+                    <w:proofErr w:type="gramStart"/>
                     <w:r>
                       <w:rPr>
                         <w:rFonts w:ascii="Times New Roman" w:hAnsi="Times New Roman" w:cs="Times New Roman"/>
@@ -6230,7 +6242,11 @@
                       <w:t>●</w:t>
                     </w:r>
                     <w:r>
-                      <w:t xml:space="preserve">  2040 Budaörs, Edison utca 4.  </w:t>
+                      <w:t xml:space="preserve">  2040</w:t>
+                    </w:r>
+                    <w:proofErr w:type="gramEnd"/>
+                    <w:r>
+                      <w:t xml:space="preserve"> Budaörs, Edison utca 4.  </w:t>
                     </w:r>
                     <w:r>
                       <w:rPr>
@@ -6330,7 +6346,7 @@
                   </a:prstGeom>
                   <a:extLst>
                     <a:ext uri="{FAA26D3D-D897-4be2-8F04-BA451C77F1D7}">
-                      <ma14:placeholderFlag xmlns="" xmlns:mo="http://schemas.microsoft.com/office/mac/office/2008/main" xmlns:mv="urn:schemas-microsoft-com:mac:vml" xmlns:o="urn:schemas-microsoft-com:office:office" xmlns:v="urn:schemas-microsoft-com:vml" xmlns:w10="urn:schemas-microsoft-com:office:word" xmlns:w="http://schemas.openxmlformats.org/wordprocessingml/2006/main" xmlns:ma14="http://schemas.microsoft.com/office/mac/drawingml/2011/main"/>
+                      <ma14:placeholderFlag xmlns:ma14="http://schemas.microsoft.com/office/mac/drawingml/2011/main" xmlns:w="http://schemas.openxmlformats.org/wordprocessingml/2006/main" xmlns:w10="urn:schemas-microsoft-com:office:word" xmlns:v="urn:schemas-microsoft-com:vml" xmlns:o="urn:schemas-microsoft-com:office:office" xmlns:mv="urn:schemas-microsoft-com:mac:vml" xmlns:mo="http://schemas.microsoft.com/office/mac/office/2008/main" xmlns=""/>
                     </a:ext>
                   </a:extLst>
                 </pic:spPr>
@@ -6350,6 +6366,16 @@
 </w:ftr>
 </file>
 
+<file path=word/footer3.xml><?xml version="1.0" encoding="utf-8"?>
+<w:ftr xmlns:wpc="http://schemas.microsoft.com/office/word/2010/wordprocessingCanvas" xmlns:cx="http://schemas.microsoft.com/office/drawing/2014/chartex" xmlns:cx1="http://schemas.microsoft.com/office/drawing/2015/9/8/chartex" xmlns:cx2="http://schemas.microsoft.com/office/drawing/2015/10/21/chartex" xmlns:cx3="http://schemas.microsoft.com/office/drawing/2016/5/9/chartex" xmlns:cx4="http://schemas.microsoft.com/office/drawing/2016/5/10/chartex" xmlns:cx5="http://schemas.microsoft.com/office/drawing/2016/5/11/chartex" xmlns:cx6="http://schemas.microsoft.com/office/drawing/2016/5/12/chartex" xmlns:cx7="http://schemas.microsoft.com/office/drawing/2016/5/13/chartex" xmlns:cx8="http://schemas.microsoft.com/office/drawing/2016/5/14/chartex" xmlns:mc="http://schemas.openxmlformats.org/markup-compatibility/2006" xmlns:aink="http://schemas.microsoft.com/office/drawing/2016/ink" xmlns:am3d="http://schemas.microsoft.com/office/drawing/2017/model3d" xmlns:o="urn:schemas-microsoft-com:office:office" xmlns:oel="http://schemas.microsoft.com/office/2019/extlst" xmlns:r="http://schemas.openxmlformats.org/officeDocument/2006/relationships" xmlns:m="http://schemas.openxmlformats.org/officeDocument/2006/math" xmlns:v="urn:schemas-microsoft-com:vml" xmlns:wp14="http://schemas.microsoft.com/office/word/2010/wordprocessingDrawing" xmlns:wp="http://schemas.openxmlformats.org/drawingml/2006/wordprocessingDrawing" xmlns:w10="urn:schemas-microsoft-com:office:word" xmlns:w="http://schemas.openxmlformats.org/wordprocessingml/2006/main" xmlns:w14="http://schemas.microsoft.com/office/word/2010/wordml" xmlns:w15="http://schemas.microsoft.com/office/word/2012/wordml" xmlns:w16cex="http://schemas.microsoft.com/office/word/2018/wordml/cex" xmlns:w16cid="http://schemas.microsoft.com/office/word/2016/wordml/cid" xmlns:w16="http://schemas.microsoft.com/office/word/2018/wordml" xmlns:w16du="http://schemas.microsoft.com/office/word/2023/wordml/word16du" xmlns:w16sdtdh="http://schemas.microsoft.com/office/word/2020/wordml/sdtdatahash" xmlns:w16se="http://schemas.microsoft.com/office/word/2015/wordml/symex" xmlns:wpg="http://schemas.microsoft.com/office/word/2010/wordprocessingGroup" xmlns:wpi="http://schemas.microsoft.com/office/word/2010/wordprocessingInk" xmlns:wne="http://schemas.microsoft.com/office/word/2006/wordml" xmlns:wps="http://schemas.microsoft.com/office/word/2010/wordprocessingShape" mc:Ignorable="w14 w15 w16se w16cid w16 w16cex w16sdtdh w16du wp14">
+  <w:p>
+    <w:pPr>
+      <w:pStyle w:val="llb"/>
+    </w:pPr>
+  </w:p>
+</w:ftr>
+</file>
+
 <file path=word/footnotes.xml><?xml version="1.0" encoding="utf-8"?>
 <w:footnotes xmlns:wpc="http://schemas.microsoft.com/office/word/2010/wordprocessingCanvas" xmlns:cx="http://schemas.microsoft.com/office/drawing/2014/chartex" xmlns:cx1="http://schemas.microsoft.com/office/drawing/2015/9/8/chartex" xmlns:cx2="http://schemas.microsoft.com/office/drawing/2015/10/21/chartex" xmlns:cx3="http://schemas.microsoft.com/office/drawing/2016/5/9/chartex" xmlns:cx4="http://schemas.microsoft.com/office/drawing/2016/5/10/chartex" xmlns:cx5="http://schemas.microsoft.com/office/drawing/2016/5/11/chartex" xmlns:cx6="http://schemas.microsoft.com/office/drawing/2016/5/12/chartex" xmlns:cx7="http://schemas.microsoft.com/office/drawing/2016/5/13/chartex" xmlns:cx8="http://schemas.microsoft.com/office/drawing/2016/5/14/chartex" xmlns:mc="http://schemas.openxmlformats.org/markup-compatibility/2006" xmlns:aink="http://schemas.microsoft.com/office/drawing/2016/ink" xmlns:am3d="http://schemas.microsoft.com/office/drawing/2017/model3d" xmlns:o="urn:schemas-microsoft-com:office:office" xmlns:oel="http://schemas.microsoft.com/office/2019/extlst" xmlns:r="http://schemas.openxmlformats.org/officeDocument/2006/relationships" xmlns:m="http://schemas.openxmlformats.org/officeDocument/2006/math" xmlns:v="urn:schemas-microsoft-com:vml" xmlns:wp14="http://schemas.microsoft.com/office/word/2010/wordprocessingDrawing" xmlns:wp="http://schemas.openxmlformats.org/drawingml/2006/wordprocessingDrawing" xmlns:w10="urn:schemas-microsoft-com:office:word" xmlns:w="http://schemas.openxmlformats.org/wordprocessingml/2006/main" xmlns:w14="http://schemas.microsoft.com/office/word/2010/wordml" xmlns:w15="http://schemas.microsoft.com/office/word/2012/wordml" xmlns:w16cex="http://schemas.microsoft.com/office/word/2018/wordml/cex" xmlns:w16cid="http://schemas.microsoft.com/office/word/2016/wordml/cid" xmlns:w16="http://schemas.microsoft.com/office/word/2018/wordml" xmlns:w16du="http://schemas.microsoft.com/office/word/2023/wordml/word16du" xmlns:w16sdtdh="http://schemas.microsoft.com/office/word/2020/wordml/sdtdatahash" xmlns:w16se="http://schemas.microsoft.com/office/word/2015/wordml/symex" xmlns:wpg="http://schemas.microsoft.com/office/word/2010/wordprocessingGroup" xmlns:wpi="http://schemas.microsoft.com/office/word/2010/wordprocessingInk" xmlns:wne="http://schemas.microsoft.com/office/word/2006/wordml" xmlns:wps="http://schemas.microsoft.com/office/word/2010/wordprocessingShape" mc:Ignorable="w14 w15 w16se w16cid w16 w16cex w16sdtdh w16du wp14">
   <w:footnote w:type="separator" w:id="-1">
@@ -6372,55 +6398,19 @@
 <file path=word/header1.xml><?xml version="1.0" encoding="utf-8"?>
 <w:hdr xmlns:wpc="http://schemas.microsoft.com/office/word/2010/wordprocessingCanvas" xmlns:cx="http://schemas.microsoft.com/office/drawing/2014/chartex" xmlns:cx1="http://schemas.microsoft.com/office/drawing/2015/9/8/chartex" xmlns:cx2="http://schemas.microsoft.com/office/drawing/2015/10/21/chartex" xmlns:cx3="http://schemas.microsoft.com/office/drawing/2016/5/9/chartex" xmlns:cx4="http://schemas.microsoft.com/office/drawing/2016/5/10/chartex" xmlns:cx5="http://schemas.microsoft.com/office/drawing/2016/5/11/chartex" xmlns:cx6="http://schemas.microsoft.com/office/drawing/2016/5/12/chartex" xmlns:cx7="http://schemas.microsoft.com/office/drawing/2016/5/13/chartex" xmlns:cx8="http://schemas.microsoft.com/office/drawing/2016/5/14/chartex" xmlns:mc="http://schemas.openxmlformats.org/markup-compatibility/2006" xmlns:aink="http://schemas.microsoft.com/office/drawing/2016/ink" xmlns:am3d="http://schemas.microsoft.com/office/drawing/2017/model3d" xmlns:o="urn:schemas-microsoft-com:office:office" xmlns:oel="http://schemas.microsoft.com/office/2019/extlst" xmlns:r="http://schemas.openxmlformats.org/officeDocument/2006/relationships" xmlns:m="http://schemas.openxmlformats.org/officeDocument/2006/math" xmlns:v="urn:schemas-microsoft-com:vml" xmlns:wp14="http://schemas.microsoft.com/office/word/2010/wordprocessingDrawing" xmlns:wp="http://schemas.openxmlformats.org/drawingml/2006/wordprocessingDrawing" xmlns:w10="urn:schemas-microsoft-com:office:word" xmlns:w="http://schemas.openxmlformats.org/wordprocessingml/2006/main" xmlns:w14="http://schemas.microsoft.com/office/word/2010/wordml" xmlns:w15="http://schemas.microsoft.com/office/word/2012/wordml" xmlns:w16cex="http://schemas.microsoft.com/office/word/2018/wordml/cex" xmlns:w16cid="http://schemas.microsoft.com/office/word/2016/wordml/cid" xmlns:w16="http://schemas.microsoft.com/office/word/2018/wordml" xmlns:w16du="http://schemas.microsoft.com/office/word/2023/wordml/word16du" xmlns:w16sdtdh="http://schemas.microsoft.com/office/word/2020/wordml/sdtdatahash" xmlns:w16se="http://schemas.microsoft.com/office/word/2015/wordml/symex" xmlns:wpg="http://schemas.microsoft.com/office/word/2010/wordprocessingGroup" xmlns:wpi="http://schemas.microsoft.com/office/word/2010/wordprocessingInk" xmlns:wne="http://schemas.microsoft.com/office/word/2006/wordml" xmlns:wps="http://schemas.microsoft.com/office/word/2010/wordprocessingShape" mc:Ignorable="w14 w15 w16se w16cid w16 w16cex w16sdtdh w16du wp14">
   <w:p>
-    <w:r>
-      <w:rPr>
-        <w:noProof/>
-        <w:lang w:val="hu-HU" w:eastAsia="hu-HU"/>
-      </w:rPr>
-      <w:drawing>
-        <wp:anchor distT="0" distB="0" distL="114300" distR="114300" simplePos="0" relativeHeight="251680768" behindDoc="1" locked="0" layoutInCell="1" allowOverlap="1" wp14:anchorId="1E23057A" wp14:editId="5944B2D7">
-          <wp:simplePos x="0" y="0"/>
-          <wp:positionH relativeFrom="margin">
-            <wp:posOffset>-544195</wp:posOffset>
-          </wp:positionH>
-          <wp:positionV relativeFrom="paragraph">
-            <wp:posOffset>5715</wp:posOffset>
-          </wp:positionV>
-          <wp:extent cx="7561580" cy="756306"/>
-          <wp:effectExtent l="0" t="0" r="1270" b="5715"/>
-          <wp:wrapNone/>
-          <wp:docPr id="8" name="Kép 2" descr="BR18INVGE10_Ajánlati sablon_word_sablon_header_Feri_v4.jpg"/>
-          <wp:cNvGraphicFramePr>
-            <a:graphicFrameLocks xmlns:a="http://schemas.openxmlformats.org/drawingml/2006/main" noChangeAspect="1"/>
-          </wp:cNvGraphicFramePr>
-          <a:graphic xmlns:a="http://schemas.openxmlformats.org/drawingml/2006/main">
-            <a:graphicData uri="http://schemas.openxmlformats.org/drawingml/2006/picture">
-              <pic:pic xmlns:pic="http://schemas.openxmlformats.org/drawingml/2006/picture">
-                <pic:nvPicPr>
-                  <pic:cNvPr id="0" name="BR18INVGE10_Ajánlati sablon_word_sablon_header_Feri_v4.jpg"/>
-                  <pic:cNvPicPr/>
-                </pic:nvPicPr>
-                <pic:blipFill>
-                  <a:blip r:embed="rId1"/>
-                  <a:stretch>
-                    <a:fillRect/>
-                  </a:stretch>
-                </pic:blipFill>
-                <pic:spPr>
-                  <a:xfrm>
-                    <a:off x="0" y="0"/>
-                    <a:ext cx="7561580" cy="756306"/>
-                  </a:xfrm>
-                  <a:prstGeom prst="rect">
-                    <a:avLst/>
-                  </a:prstGeom>
-                </pic:spPr>
-              </pic:pic>
-            </a:graphicData>
-          </a:graphic>
-        </wp:anchor>
-      </w:drawing>
-    </w:r>
+    <w:pPr>
+      <w:pStyle w:val="lfej"/>
+    </w:pPr>
+  </w:p>
+</w:hdr>
+</file>
+
+<file path=word/header2.xml><?xml version="1.0" encoding="utf-8"?>
+<w:hdr xmlns:wpc="http://schemas.microsoft.com/office/word/2010/wordprocessingCanvas" xmlns:cx="http://schemas.microsoft.com/office/drawing/2014/chartex" xmlns:cx1="http://schemas.microsoft.com/office/drawing/2015/9/8/chartex" xmlns:cx2="http://schemas.microsoft.com/office/drawing/2015/10/21/chartex" xmlns:cx3="http://schemas.microsoft.com/office/drawing/2016/5/9/chartex" xmlns:cx4="http://schemas.microsoft.com/office/drawing/2016/5/10/chartex" xmlns:cx5="http://schemas.microsoft.com/office/drawing/2016/5/11/chartex" xmlns:cx6="http://schemas.microsoft.com/office/drawing/2016/5/12/chartex" xmlns:cx7="http://schemas.microsoft.com/office/drawing/2016/5/13/chartex" xmlns:cx8="http://schemas.microsoft.com/office/drawing/2016/5/14/chartex" xmlns:mc="http://schemas.openxmlformats.org/markup-compatibility/2006" xmlns:aink="http://schemas.microsoft.com/office/drawing/2016/ink" xmlns:am3d="http://schemas.microsoft.com/office/drawing/2017/model3d" xmlns:o="urn:schemas-microsoft-com:office:office" xmlns:oel="http://schemas.microsoft.com/office/2019/extlst" xmlns:r="http://schemas.openxmlformats.org/officeDocument/2006/relationships" xmlns:m="http://schemas.openxmlformats.org/officeDocument/2006/math" xmlns:v="urn:schemas-microsoft-com:vml" xmlns:wp14="http://schemas.microsoft.com/office/word/2010/wordprocessingDrawing" xmlns:wp="http://schemas.openxmlformats.org/drawingml/2006/wordprocessingDrawing" xmlns:w10="urn:schemas-microsoft-com:office:word" xmlns:w="http://schemas.openxmlformats.org/wordprocessingml/2006/main" xmlns:w14="http://schemas.microsoft.com/office/word/2010/wordml" xmlns:w15="http://schemas.microsoft.com/office/word/2012/wordml" xmlns:w16cex="http://schemas.microsoft.com/office/word/2018/wordml/cex" xmlns:w16cid="http://schemas.microsoft.com/office/word/2016/wordml/cid" xmlns:w16="http://schemas.microsoft.com/office/word/2018/wordml" xmlns:w16du="http://schemas.microsoft.com/office/word/2023/wordml/word16du" xmlns:w16sdtdh="http://schemas.microsoft.com/office/word/2020/wordml/sdtdatahash" xmlns:w16se="http://schemas.microsoft.com/office/word/2015/wordml/symex" xmlns:wpg="http://schemas.microsoft.com/office/word/2010/wordprocessingGroup" xmlns:wpi="http://schemas.microsoft.com/office/word/2010/wordprocessingInk" xmlns:wne="http://schemas.microsoft.com/office/word/2006/wordml" xmlns:wps="http://schemas.microsoft.com/office/word/2010/wordprocessingShape" mc:Ignorable="w14 w15 w16se w16cid w16 w16cex w16sdtdh w16du wp14">
+  <w:p>
+    <w:pPr>
+      <w:pStyle w:val="lfej"/>
+    </w:pPr>
     <w:r>
       <w:rPr>
         <w:noProof/>
@@ -6429,13 +6419,13 @@
       <mc:AlternateContent>
         <mc:Choice Requires="wps">
           <w:drawing>
-            <wp:anchor distT="0" distB="0" distL="114300" distR="114300" simplePos="0" relativeHeight="251676672" behindDoc="1" locked="0" layoutInCell="1" allowOverlap="1" wp14:anchorId="45F2FDF7" wp14:editId="67EA52C5">
+            <wp:anchor distT="0" distB="0" distL="114300" distR="114300" simplePos="0" relativeHeight="251682816" behindDoc="1" locked="0" layoutInCell="1" allowOverlap="1" wp14:anchorId="6468F383" wp14:editId="1857616F">
               <wp:simplePos x="0" y="0"/>
               <wp:positionH relativeFrom="page">
-                <wp:posOffset>3420533</wp:posOffset>
+                <wp:posOffset>3390900</wp:posOffset>
               </wp:positionH>
               <wp:positionV relativeFrom="page">
-                <wp:posOffset>245533</wp:posOffset>
+                <wp:posOffset>228600</wp:posOffset>
               </wp:positionV>
               <wp:extent cx="2990215" cy="442807"/>
               <wp:effectExtent l="0" t="0" r="6985" b="14605"/>
@@ -6498,33 +6488,12 @@
                           </w:pPr>
                           <w:proofErr w:type="spellStart"/>
                           <w:r>
-                            <w:t>Menedzselt</w:t>
+                            <w:t>Üzleti</w:t>
                           </w:r>
                           <w:proofErr w:type="spellEnd"/>
                           <w:r>
                             <w:t xml:space="preserve"> </w:t>
                           </w:r>
-                          <w:proofErr w:type="spellStart"/>
-                          <w:r>
-                            <w:t>bérelt</w:t>
-                          </w:r>
-                          <w:proofErr w:type="spellEnd"/>
-                          <w:r>
-                            <w:t xml:space="preserve"> </w:t>
-                          </w:r>
-                          <w:proofErr w:type="spellStart"/>
-                          <w:r>
-                            <w:t>vonali</w:t>
-                          </w:r>
-                          <w:proofErr w:type="spellEnd"/>
-                          <w:r>
-                            <w:t xml:space="preserve"> internet</w:t>
-                          </w:r>
-                        </w:p>
-                        <w:p>
-                          <w:pPr>
-                            <w:pStyle w:val="Fejlc"/>
-                          </w:pPr>
                           <w:proofErr w:type="spellStart"/>
                           <w:r>
                             <w:t>szolgáltatás</w:t>
@@ -6558,11 +6527,11 @@
         </mc:Choice>
         <mc:Fallback>
           <w:pict>
-            <v:shapetype w14:anchorId="45F2FDF7" id="_x0000_t202" coordsize="21600,21600" o:spt="202" path="m,l,21600r21600,l21600,xe">
+            <v:shapetype w14:anchorId="6468F383" id="_x0000_t202" coordsize="21600,21600" o:spt="202" path="m,l,21600r21600,l21600,xe">
               <v:stroke joinstyle="miter"/>
               <v:path gradientshapeok="t" o:connecttype="rect"/>
             </v:shapetype>
-            <v:shape id="Text Box 10" o:spid="_x0000_s1037" type="#_x0000_t202" style="position:absolute;left:0;text-align:left;margin-left:269.35pt;margin-top:19.35pt;width:235.45pt;height:34.85pt;z-index:-251639808;visibility:visible;mso-wrap-style:square;mso-width-percent:0;mso-height-percent:0;mso-wrap-distance-left:9pt;mso-wrap-distance-top:0;mso-wrap-distance-right:9pt;mso-wrap-distance-bottom:0;mso-position-horizontal:absolute;mso-position-horizontal-relative:page;mso-position-vertical:absolute;mso-position-vertical-relative:page;mso-width-percent:0;mso-height-percent:0;mso-width-relative:page;mso-height-relative:page;v-text-anchor:top" o:gfxdata="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" filled="f" stroked="f">
+            <v:shape id="Text Box 10" o:spid="_x0000_s1037" type="#_x0000_t202" style="position:absolute;left:0;text-align:left;margin-left:267pt;margin-top:18pt;width:235.45pt;height:34.85pt;z-index:-251633664;visibility:visible;mso-wrap-style:square;mso-width-percent:0;mso-height-percent:0;mso-wrap-distance-left:9pt;mso-wrap-distance-top:0;mso-wrap-distance-right:9pt;mso-wrap-distance-bottom:0;mso-position-horizontal:absolute;mso-position-horizontal-relative:page;mso-position-vertical:absolute;mso-position-vertical-relative:page;mso-width-percent:0;mso-height-percent:0;mso-width-relative:page;mso-height-relative:page;v-text-anchor:top" o:gfxdata="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" filled="f" stroked="f">
               <v:textbox inset="0,0,0,0">
                 <w:txbxContent>
                   <w:p>
@@ -6571,33 +6540,12 @@
                     </w:pPr>
                     <w:proofErr w:type="spellStart"/>
                     <w:r>
-                      <w:t>Menedzselt</w:t>
+                      <w:t>Üzleti</w:t>
                     </w:r>
                     <w:proofErr w:type="spellEnd"/>
                     <w:r>
                       <w:t xml:space="preserve"> </w:t>
                     </w:r>
-                    <w:proofErr w:type="spellStart"/>
-                    <w:r>
-                      <w:t>bérelt</w:t>
-                    </w:r>
-                    <w:proofErr w:type="spellEnd"/>
-                    <w:r>
-                      <w:t xml:space="preserve"> </w:t>
-                    </w:r>
-                    <w:proofErr w:type="spellStart"/>
-                    <w:r>
-                      <w:t>vonali</w:t>
-                    </w:r>
-                    <w:proofErr w:type="spellEnd"/>
-                    <w:r>
-                      <w:t xml:space="preserve"> internet</w:t>
-                    </w:r>
-                  </w:p>
-                  <w:p>
-                    <w:pPr>
-                      <w:pStyle w:val="Fejlc"/>
-                    </w:pPr>
                     <w:proofErr w:type="spellStart"/>
                     <w:r>
                       <w:t>szolgáltatás</w:t>
@@ -6620,11 +6568,60 @@
         </mc:Fallback>
       </mc:AlternateContent>
     </w:r>
+    <w:r>
+      <w:rPr>
+        <w:noProof/>
+        <w:lang w:val="hu-HU" w:eastAsia="hu-HU"/>
+      </w:rPr>
+      <w:drawing>
+        <wp:anchor distT="0" distB="0" distL="114300" distR="114300" simplePos="0" relativeHeight="251680768" behindDoc="1" locked="0" layoutInCell="1" allowOverlap="1" wp14:anchorId="644093BB" wp14:editId="54165D0A">
+          <wp:simplePos x="0" y="0"/>
+          <wp:positionH relativeFrom="page">
+            <wp:align>left</wp:align>
+          </wp:positionH>
+          <wp:positionV relativeFrom="paragraph">
+            <wp:posOffset>0</wp:posOffset>
+          </wp:positionV>
+          <wp:extent cx="7561580" cy="756306"/>
+          <wp:effectExtent l="0" t="0" r="1270" b="5715"/>
+          <wp:wrapNone/>
+          <wp:docPr id="8" name="Kép 2" descr="BR18INVGE10_Ajánlati sablon_word_sablon_header_Feri_v4.jpg"/>
+          <wp:cNvGraphicFramePr>
+            <a:graphicFrameLocks xmlns:a="http://schemas.openxmlformats.org/drawingml/2006/main" noChangeAspect="1"/>
+          </wp:cNvGraphicFramePr>
+          <a:graphic xmlns:a="http://schemas.openxmlformats.org/drawingml/2006/main">
+            <a:graphicData uri="http://schemas.openxmlformats.org/drawingml/2006/picture">
+              <pic:pic xmlns:pic="http://schemas.openxmlformats.org/drawingml/2006/picture">
+                <pic:nvPicPr>
+                  <pic:cNvPr id="0" name="BR18INVGE10_Ajánlati sablon_word_sablon_header_Feri_v4.jpg"/>
+                  <pic:cNvPicPr/>
+                </pic:nvPicPr>
+                <pic:blipFill>
+                  <a:blip r:embed="rId1"/>
+                  <a:stretch>
+                    <a:fillRect/>
+                  </a:stretch>
+                </pic:blipFill>
+                <pic:spPr>
+                  <a:xfrm>
+                    <a:off x="0" y="0"/>
+                    <a:ext cx="7561580" cy="756306"/>
+                  </a:xfrm>
+                  <a:prstGeom prst="rect">
+                    <a:avLst/>
+                  </a:prstGeom>
+                </pic:spPr>
+              </pic:pic>
+            </a:graphicData>
+          </a:graphic>
+        </wp:anchor>
+      </w:drawing>
+    </w:r>
   </w:p>
 </w:hdr>
 </file>
 
-<file path=word/header2.xml><?xml version="1.0" encoding="utf-8"?>
+<file path=word/header3.xml><?xml version="1.0" encoding="utf-8"?>
 <w:hdr xmlns:wpc="http://schemas.microsoft.com/office/word/2010/wordprocessingCanvas" xmlns:cx="http://schemas.microsoft.com/office/drawing/2014/chartex" xmlns:cx1="http://schemas.microsoft.com/office/drawing/2015/9/8/chartex" xmlns:cx2="http://schemas.microsoft.com/office/drawing/2015/10/21/chartex" xmlns:cx3="http://schemas.microsoft.com/office/drawing/2016/5/9/chartex" xmlns:cx4="http://schemas.microsoft.com/office/drawing/2016/5/10/chartex" xmlns:cx5="http://schemas.microsoft.com/office/drawing/2016/5/11/chartex" xmlns:cx6="http://schemas.microsoft.com/office/drawing/2016/5/12/chartex" xmlns:cx7="http://schemas.microsoft.com/office/drawing/2016/5/13/chartex" xmlns:cx8="http://schemas.microsoft.com/office/drawing/2016/5/14/chartex" xmlns:mc="http://schemas.openxmlformats.org/markup-compatibility/2006" xmlns:aink="http://schemas.microsoft.com/office/drawing/2016/ink" xmlns:am3d="http://schemas.microsoft.com/office/drawing/2017/model3d" xmlns:o="urn:schemas-microsoft-com:office:office" xmlns:oel="http://schemas.microsoft.com/office/2019/extlst" xmlns:r="http://schemas.openxmlformats.org/officeDocument/2006/relationships" xmlns:m="http://schemas.openxmlformats.org/officeDocument/2006/math" xmlns:v="urn:schemas-microsoft-com:vml" xmlns:wp14="http://schemas.microsoft.com/office/word/2010/wordprocessingDrawing" xmlns:wp="http://schemas.openxmlformats.org/drawingml/2006/wordprocessingDrawing" xmlns:w10="urn:schemas-microsoft-com:office:word" xmlns:w="http://schemas.openxmlformats.org/wordprocessingml/2006/main" xmlns:w14="http://schemas.microsoft.com/office/word/2010/wordml" xmlns:w15="http://schemas.microsoft.com/office/word/2012/wordml" xmlns:w16cex="http://schemas.microsoft.com/office/word/2018/wordml/cex" xmlns:w16cid="http://schemas.microsoft.com/office/word/2016/wordml/cid" xmlns:w16="http://schemas.microsoft.com/office/word/2018/wordml" xmlns:w16du="http://schemas.microsoft.com/office/word/2023/wordml/word16du" xmlns:w16sdtdh="http://schemas.microsoft.com/office/word/2020/wordml/sdtdatahash" xmlns:w16se="http://schemas.microsoft.com/office/word/2015/wordml/symex" xmlns:wpg="http://schemas.microsoft.com/office/word/2010/wordprocessingGroup" xmlns:wpi="http://schemas.microsoft.com/office/word/2010/wordprocessingInk" xmlns:wne="http://schemas.microsoft.com/office/word/2006/wordml" xmlns:wps="http://schemas.microsoft.com/office/word/2010/wordprocessingShape" mc:Ignorable="w14 w15 w16se w16cid w16 w16cex w16sdtdh w16du wp14">
   <w:p>
     <w:pPr>
@@ -6739,7 +6736,7 @@
                   </a:prstGeom>
                   <a:extLst>
                     <a:ext uri="{FAA26D3D-D897-4be2-8F04-BA451C77F1D7}">
-                      <ma14:placeholderFlag xmlns="" xmlns:mo="http://schemas.microsoft.com/office/mac/office/2008/main" xmlns:mv="urn:schemas-microsoft-com:mac:vml" xmlns:o="urn:schemas-microsoft-com:office:office" xmlns:v="urn:schemas-microsoft-com:vml" xmlns:w10="urn:schemas-microsoft-com:office:word" xmlns:w="http://schemas.openxmlformats.org/wordprocessingml/2006/main" xmlns:ma14="http://schemas.microsoft.com/office/mac/drawingml/2011/main"/>
+                      <ma14:placeholderFlag xmlns:ma14="http://schemas.microsoft.com/office/mac/drawingml/2011/main" xmlns:w="http://schemas.openxmlformats.org/wordprocessingml/2006/main" xmlns:w10="urn:schemas-microsoft-com:office:word" xmlns:v="urn:schemas-microsoft-com:vml" xmlns:o="urn:schemas-microsoft-com:office:office" xmlns:mv="urn:schemas-microsoft-com:mac:vml" xmlns:mo="http://schemas.microsoft.com/office/mac/office/2008/main" xmlns=""/>
                     </a:ext>
                   </a:extLst>
                 </pic:spPr>
@@ -6805,7 +6802,7 @@
                   </a:prstGeom>
                   <a:extLst>
                     <a:ext uri="{FAA26D3D-D897-4be2-8F04-BA451C77F1D7}">
-                      <ma14:placeholderFlag xmlns="" xmlns:mo="http://schemas.microsoft.com/office/mac/office/2008/main" xmlns:mv="urn:schemas-microsoft-com:mac:vml" xmlns:o="urn:schemas-microsoft-com:office:office" xmlns:v="urn:schemas-microsoft-com:vml" xmlns:w10="urn:schemas-microsoft-com:office:word" xmlns:w="http://schemas.openxmlformats.org/wordprocessingml/2006/main" xmlns:ma14="http://schemas.microsoft.com/office/mac/drawingml/2011/main"/>
+                      <ma14:placeholderFlag xmlns:ma14="http://schemas.microsoft.com/office/mac/drawingml/2011/main" xmlns:w="http://schemas.openxmlformats.org/wordprocessingml/2006/main" xmlns:w10="urn:schemas-microsoft-com:office:word" xmlns:v="urn:schemas-microsoft-com:vml" xmlns:o="urn:schemas-microsoft-com:office:office" xmlns:mv="urn:schemas-microsoft-com:mac:vml" xmlns:mo="http://schemas.microsoft.com/office/mac/office/2008/main" xmlns=""/>
                     </a:ext>
                   </a:extLst>
                 </pic:spPr>
@@ -14885,6 +14882,21 @@
 </file>
 
 <file path=customXml/item2.xml><?xml version="1.0" encoding="utf-8"?>
+<b:Sources xmlns:b="http://schemas.openxmlformats.org/officeDocument/2006/bibliography" xmlns="http://schemas.openxmlformats.org/officeDocument/2006/bibliography" SelectedStyle="/APA.XSL" StyleName="APA"/>
+</file>
+
+<file path=customXml/item3.xml><?xml version="1.0" encoding="utf-8"?>
+<p:properties xmlns:p="http://schemas.microsoft.com/office/2006/metadata/properties" xmlns:xsi="http://www.w3.org/2001/XMLSchema-instance" xmlns:pc="http://schemas.microsoft.com/office/infopath/2007/PartnerControls">
+  <documentManagement>
+    <TaxCatchAll xmlns="8fe6544b-e697-49f6-b041-7853cbff0fef" xsi:nil="true"/>
+    <lcf76f155ced4ddcb4097134ff3c332f xmlns="55f85eae-ec79-404b-be1a-46440fe93caf">
+      <Terms xmlns="http://schemas.microsoft.com/office/infopath/2007/PartnerControls"/>
+    </lcf76f155ced4ddcb4097134ff3c332f>
+  </documentManagement>
+</p:properties>
+</file>
+
+<file path=customXml/item4.xml><?xml version="1.0" encoding="utf-8"?>
 <ct:contentTypeSchema xmlns:ct="http://schemas.microsoft.com/office/2006/metadata/contentType" xmlns:ma="http://schemas.microsoft.com/office/2006/metadata/properties/metaAttributes" ct:_="" ma:_="" ma:contentTypeName="Document" ma:contentTypeID="0x010100ECAEF993DDB83F4DACD781E370FECEAB" ma:contentTypeVersion="17" ma:contentTypeDescription="Create a new document." ma:contentTypeScope="" ma:versionID="f3532ff7feaab1789bbec25376cdbe12">
   <xsd:schema xmlns:xsd="http://www.w3.org/2001/XMLSchema" xmlns:xs="http://www.w3.org/2001/XMLSchema" xmlns:p="http://schemas.microsoft.com/office/2006/metadata/properties" xmlns:ns2="55f85eae-ec79-404b-be1a-46440fe93caf" xmlns:ns3="baf41acf-8066-4d92-badd-7358dec25c65" xmlns:ns4="8fe6544b-e697-49f6-b041-7853cbff0fef" targetNamespace="http://schemas.microsoft.com/office/2006/metadata/properties" ma:root="true" ma:fieldsID="e87edbac678101018fca016d8e9f2873" ns2:_="" ns3:_="" ns4:_="">
     <xsd:import namespace="55f85eae-ec79-404b-be1a-46440fe93caf"/>
@@ -15138,21 +15150,6 @@
 </ct:contentTypeSchema>
 </file>
 
-<file path=customXml/item3.xml><?xml version="1.0" encoding="utf-8"?>
-<p:properties xmlns:p="http://schemas.microsoft.com/office/2006/metadata/properties" xmlns:xsi="http://www.w3.org/2001/XMLSchema-instance" xmlns:pc="http://schemas.microsoft.com/office/infopath/2007/PartnerControls">
-  <documentManagement>
-    <TaxCatchAll xmlns="8fe6544b-e697-49f6-b041-7853cbff0fef" xsi:nil="true"/>
-    <lcf76f155ced4ddcb4097134ff3c332f xmlns="55f85eae-ec79-404b-be1a-46440fe93caf">
-      <Terms xmlns="http://schemas.microsoft.com/office/infopath/2007/PartnerControls"/>
-    </lcf76f155ced4ddcb4097134ff3c332f>
-  </documentManagement>
-</p:properties>
-</file>
-
-<file path=customXml/item4.xml><?xml version="1.0" encoding="utf-8"?>
-<b:Sources xmlns:b="http://schemas.openxmlformats.org/officeDocument/2006/bibliography" xmlns="http://schemas.openxmlformats.org/officeDocument/2006/bibliography" SelectedStyle="/APA.XSL" StyleName="APA"/>
-</file>
-
 <file path=customXml/itemProps1.xml><?xml version="1.0" encoding="utf-8"?>
 <ds:datastoreItem xmlns:ds="http://schemas.openxmlformats.org/officeDocument/2006/customXml" ds:itemID="{A04E7392-4A54-4BF8-8D3D-4EE68C9FF8A6}">
   <ds:schemaRefs>
@@ -15162,6 +15159,25 @@
 </file>
 
 <file path=customXml/itemProps2.xml><?xml version="1.0" encoding="utf-8"?>
+<ds:datastoreItem xmlns:ds="http://schemas.openxmlformats.org/officeDocument/2006/customXml" ds:itemID="{6BD7B2C2-B1F0-41E8-AE9C-013110543D4C}">
+  <ds:schemaRefs>
+    <ds:schemaRef ds:uri="http://schemas.openxmlformats.org/officeDocument/2006/bibliography"/>
+  </ds:schemaRefs>
+</ds:datastoreItem>
+</file>
+
+<file path=customXml/itemProps3.xml><?xml version="1.0" encoding="utf-8"?>
+<ds:datastoreItem xmlns:ds="http://schemas.openxmlformats.org/officeDocument/2006/customXml" ds:itemID="{B3F13EAA-3C5A-4F37-9517-6D0F72343F91}">
+  <ds:schemaRefs>
+    <ds:schemaRef ds:uri="http://schemas.microsoft.com/office/2006/metadata/properties"/>
+    <ds:schemaRef ds:uri="http://schemas.microsoft.com/office/infopath/2007/PartnerControls"/>
+    <ds:schemaRef ds:uri="8fe6544b-e697-49f6-b041-7853cbff0fef"/>
+    <ds:schemaRef ds:uri="55f85eae-ec79-404b-be1a-46440fe93caf"/>
+  </ds:schemaRefs>
+</ds:datastoreItem>
+</file>
+
+<file path=customXml/itemProps4.xml><?xml version="1.0" encoding="utf-8"?>
 <ds:datastoreItem xmlns:ds="http://schemas.openxmlformats.org/officeDocument/2006/customXml" ds:itemID="{03A3DEE7-35FE-400C-9448-BF5B56F1D096}">
   <ds:schemaRefs>
     <ds:schemaRef ds:uri="http://schemas.microsoft.com/office/2006/metadata/contentType"/>
@@ -15179,23 +15195,4 @@
     <ds:schemaRef ds:uri="http://schemas.microsoft.com/internal/obd"/>
   </ds:schemaRefs>
 </ds:datastoreItem>
-</file>
-
-<file path=customXml/itemProps3.xml><?xml version="1.0" encoding="utf-8"?>
-<ds:datastoreItem xmlns:ds="http://schemas.openxmlformats.org/officeDocument/2006/customXml" ds:itemID="{B3F13EAA-3C5A-4F37-9517-6D0F72343F91}">
-  <ds:schemaRefs>
-    <ds:schemaRef ds:uri="http://schemas.microsoft.com/office/2006/metadata/properties"/>
-    <ds:schemaRef ds:uri="http://schemas.microsoft.com/office/infopath/2007/PartnerControls"/>
-    <ds:schemaRef ds:uri="8fe6544b-e697-49f6-b041-7853cbff0fef"/>
-    <ds:schemaRef ds:uri="55f85eae-ec79-404b-be1a-46440fe93caf"/>
-  </ds:schemaRefs>
-</ds:datastoreItem>
-</file>
-
-<file path=customXml/itemProps4.xml><?xml version="1.0" encoding="utf-8"?>
-<ds:datastoreItem xmlns:ds="http://schemas.openxmlformats.org/officeDocument/2006/customXml" ds:itemID="{6BD7B2C2-B1F0-41E8-AE9C-013110543D4C}">
-  <ds:schemaRefs>
-    <ds:schemaRef ds:uri="http://schemas.openxmlformats.org/officeDocument/2006/bibliography"/>
-  </ds:schemaRefs>
-</ds:datastoreItem>
 </file>